--- a/_Studying(5th_sem)/MathLogicAndAlghorithmsTheory/03.11.2025.docx
+++ b/_Studying(5th_sem)/MathLogicAndAlghorithmsTheory/03.11.2025.docx
@@ -3,11 +3,6 @@
 <w:document xmlns:wpc="http://schemas.microsoft.com/office/word/2010/wordprocessingCanvas" xmlns:cx="http://schemas.microsoft.com/office/drawing/2014/chartex" xmlns:cx1="http://schemas.microsoft.com/office/drawing/2015/9/8/chartex" xmlns:cx2="http://schemas.microsoft.com/office/drawing/2015/10/21/chartex" xmlns:cx3="http://schemas.microsoft.com/office/drawing/2016/5/9/chartex" xmlns:cx4="http://schemas.microsoft.com/office/drawing/2016/5/10/chartex" xmlns:cx5="http://schemas.microsoft.com/office/drawing/2016/5/11/chartex" xmlns:cx6="http://schemas.microsoft.com/office/drawing/2016/5/12/chartex" xmlns:cx7="http://schemas.microsoft.com/office/drawing/2016/5/13/chartex" xmlns:cx8="http://schemas.microsoft.com/office/drawing/2016/5/14/chartex" xmlns:mc="http://schemas.openxmlformats.org/markup-compatibility/2006" xmlns:aink="http://schemas.microsoft.com/office/drawing/2016/ink" xmlns:am3d="http://schemas.microsoft.com/office/drawing/2017/model3d" xmlns:o="urn:schemas-microsoft-com:office:office" xmlns:oel="http://schemas.microsoft.com/office/2019/extlst" xmlns:r="http://schemas.openxmlformats.org/officeDocument/2006/relationships" xmlns:m="http://schemas.openxmlformats.org/officeDocument/2006/math" xmlns:v="urn:schemas-microsoft-com:vml" xmlns:wp14="http://schemas.microsoft.com/office/word/2010/wordprocessingDrawing" xmlns:wp="http://schemas.openxmlformats.org/drawingml/2006/wordprocessingDrawing" xmlns:w10="urn:schemas-microsoft-com:office:word" xmlns:w="http://schemas.openxmlformats.org/wordprocessingml/2006/main" xmlns:w14="http://schemas.microsoft.com/office/word/2010/wordml" xmlns:w15="http://schemas.microsoft.com/office/word/2012/wordml" xmlns:w16cex="http://schemas.microsoft.com/office/word/2018/wordml/cex" xmlns:w16cid="http://schemas.microsoft.com/office/word/2016/wordml/cid" xmlns:w16="http://schemas.microsoft.com/office/word/2018/wordml" xmlns:w16du="http://schemas.microsoft.com/office/word/2023/wordml/word16du" xmlns:w16sdtdh="http://schemas.microsoft.com/office/word/2020/wordml/sdtdatahash" xmlns:w16sdtfl="http://schemas.microsoft.com/office/word/2024/wordml/sdtformatlock" xmlns:w16se="http://schemas.microsoft.com/office/word/2015/wordml/symex" xmlns:wpg="http://schemas.microsoft.com/office/word/2010/wordprocessingGroup" xmlns:wpi="http://schemas.microsoft.com/office/word/2010/wordprocessingInk" xmlns:wne="http://schemas.microsoft.com/office/word/2006/wordml" xmlns:wps="http://schemas.microsoft.com/office/word/2010/wordprocessingShape" mc:Ignorable="w14 w15 w16se w16cid w16 w16cex w16sdtdh w16sdtfl w16du wp14">
   <w:body>
     <w:p>
-      <w:pPr>
-        <w:rPr>
-          <w:lang w:val="en-US"/>
-        </w:rPr>
-      </w:pPr>
       <w:r>
         <w:rPr>
           <w:noProof/>
@@ -56,38 +51,39 @@
       <w:r>
         <w:t xml:space="preserve">Умозаключение – фигура </w:t>
       </w:r>
-      <w:proofErr w:type="gramStart"/>
-      <w:r>
-        <w:t>рассуждения</w:t>
-      </w:r>
-      <w:proofErr w:type="gramEnd"/>
-      <w:r>
-        <w:t xml:space="preserve"> состоящая из суждений, связанных отношением логического…</w:t>
-      </w:r>
-    </w:p>
-    <w:p>
-      <w:pPr>
-        <w:rPr>
-          <w:lang w:val="en-US"/>
-        </w:rPr>
-      </w:pPr>
+      <w:r>
+        <w:t>рассуждения,</w:t>
+      </w:r>
+      <w:r>
+        <w:t xml:space="preserve"> состоящая из суждений, связанных отношением логическог</w:t>
+      </w:r>
+      <w:r>
+        <w:t>о следования с единственным выводом.</w:t>
+      </w:r>
+    </w:p>
+    <w:p>
+      <w:r>
+        <w:t xml:space="preserve">Постое умозаключение – в котором </w:t>
+      </w:r>
+      <w:proofErr w:type="spellStart"/>
+      <w:r>
+        <w:t>отн</w:t>
+      </w:r>
+      <w:proofErr w:type="spellEnd"/>
+      <w:r>
+        <w:t>. лог. следования всего одно или присутствует единожды.</w:t>
+      </w:r>
+    </w:p>
+    <w:p/>
+    <w:p>
       <w:r>
         <w:t>Силлогизм</w:t>
       </w:r>
       <w:r>
-        <w:rPr>
-          <w:lang w:val="en-US"/>
-        </w:rPr>
         <w:t xml:space="preserve"> - </w:t>
       </w:r>
     </w:p>
-    <w:p>
-      <w:pPr>
-        <w:rPr>
-          <w:lang w:val="en-US"/>
-        </w:rPr>
-      </w:pPr>
-    </w:p>
+    <w:p/>
     <w:p>
       <w:pPr>
         <w:rPr>
@@ -291,16 +287,12 @@
         <w:rPr>
           <w:lang w:val="en-US"/>
         </w:rPr>
+        <w:lastRenderedPageBreak/>
         <w:t>Disamis</w:t>
       </w:r>
       <w:proofErr w:type="spellEnd"/>
     </w:p>
     <w:p>
-      <w:pPr>
-        <w:rPr>
-          <w:lang w:val="en-US"/>
-        </w:rPr>
-      </w:pPr>
       <w:r>
         <w:rPr>
           <w:lang w:val="en-US"/>
@@ -484,206 +476,215 @@
     </w:p>
     <w:p>
       <w:r>
+        <w:lastRenderedPageBreak/>
         <w:t>сложные категорические силлогизмы.</w:t>
       </w:r>
     </w:p>
     <w:p>
       <w:r>
-        <w:br w:type="page"/>
+        <w:t>термин распределен, если он взят в полном объеме.</w:t>
+      </w:r>
+    </w:p>
+    <w:p/>
+    <w:p/>
+    <w:p/>
+    <w:p>
+      <w:r>
+        <w:t xml:space="preserve">Все ежи </w:t>
+      </w:r>
+      <w:r>
+        <w:t xml:space="preserve">- </w:t>
+      </w:r>
+      <w:r>
+        <w:t>улетают осенью на юг.</w:t>
+      </w:r>
+    </w:p>
+    <w:p>
+      <w:r>
+        <w:t>Все птицы – ежи.</w:t>
+      </w:r>
+    </w:p>
+    <w:p>
+      <w:r>
+        <w:t>ежи – ежи (</w:t>
+      </w:r>
+      <w:r>
+        <w:rPr>
+          <w:lang w:val="en-US"/>
+        </w:rPr>
+        <w:t>M</w:t>
+      </w:r>
+      <w:r>
+        <w:t>)</w:t>
+      </w:r>
+    </w:p>
+    <w:p>
+      <w:r>
+        <w:t xml:space="preserve">птицы – </w:t>
+      </w:r>
+      <w:r>
+        <w:rPr>
+          <w:lang w:val="en-US"/>
+        </w:rPr>
+        <w:t>P</w:t>
+      </w:r>
+      <w:r>
+        <w:t>,</w:t>
+      </w:r>
+    </w:p>
+    <w:p>
+      <w:r>
+        <w:rPr>
+          <w:lang w:val="en-US"/>
+        </w:rPr>
+        <w:t>S</w:t>
+      </w:r>
+      <w:r>
+        <w:t xml:space="preserve"> </w:t>
+      </w:r>
+      <w:r>
+        <w:t>–</w:t>
+      </w:r>
+      <w:r>
+        <w:t>(</w:t>
+      </w:r>
+      <w:proofErr w:type="spellStart"/>
+      <w:r>
+        <w:rPr>
+          <w:lang w:val="en-US"/>
+        </w:rPr>
+        <w:t>i</w:t>
+      </w:r>
+      <w:proofErr w:type="spellEnd"/>
+      <w:r>
+        <w:t>)</w:t>
+      </w:r>
+      <w:r>
+        <w:t xml:space="preserve"> </w:t>
+      </w:r>
+      <w:r>
+        <w:rPr>
+          <w:lang w:val="en-US"/>
+        </w:rPr>
+        <w:t>P</w:t>
+      </w:r>
+    </w:p>
+    <w:p>
+      <w:r>
+        <w:t>Некоторые птицы улетают осенью на юг.</w:t>
+      </w:r>
+    </w:p>
+    <w:p>
+      <w:r>
+        <w:t>сложные категорические силлогизмы.</w:t>
+      </w:r>
+      <w:r>
+        <w:t xml:space="preserve"> (полисиллогизмы)</w:t>
+      </w:r>
+    </w:p>
+    <w:p/>
+    <w:p>
+      <w:r>
+        <w:t>Все, кто может закрепить груз – молодцы.</w:t>
+      </w:r>
+    </w:p>
+    <w:p>
+      <w:r>
+        <w:t>Все, кто умеет обращаться с веревкой, может закрепить груз.</w:t>
+      </w:r>
+    </w:p>
+    <w:p/>
+    <w:p>
+      <w:r>
+        <w:t>Все, кто умеет обращаться с верёвкой – молодцы.</w:t>
+      </w:r>
+    </w:p>
+    <w:p>
+      <w:r>
+        <w:t>Все, кто вяжет хитрые узлы, умеет обращаться с веревкой.</w:t>
+      </w:r>
+    </w:p>
+    <w:p/>
+    <w:p>
+      <w:r>
+        <w:t>Все, кто вяжет хитрые узлы – молодцы.</w:t>
+      </w:r>
+    </w:p>
+    <w:p>
+      <w:r>
+        <w:t>Все моряки вяжут хитрые узлы.</w:t>
+      </w:r>
+    </w:p>
+    <w:p/>
+    <w:p>
+      <w:r>
+        <w:t>Все моряки – молодцы.</w:t>
+      </w:r>
+    </w:p>
+    <w:p/>
+    <w:p>
+      <w:r>
+        <w:t>если хотя бы одна из посылок частная – то вывод отрицательный…</w:t>
+      </w:r>
+    </w:p>
+    <w:p/>
+    <w:p>
+      <w:r>
+        <w:t>Сорит</w:t>
+      </w:r>
+      <w:r>
+        <w:t xml:space="preserve"> </w:t>
+      </w:r>
+      <w:r>
+        <w:t>аристотелевский</w:t>
+      </w:r>
+    </w:p>
+    <w:p/>
+    <w:p>
+      <w:r>
+        <w:t>Все молодц</w:t>
+      </w:r>
+      <w:r>
+        <w:t>ы</w:t>
+      </w:r>
+      <w:r>
+        <w:t xml:space="preserve"> заслуживают внимания девушек.</w:t>
       </w:r>
     </w:p>
     <w:p>
       <w:r>
         <w:lastRenderedPageBreak/>
-        <w:t xml:space="preserve">Все ежи </w:t>
-      </w:r>
-      <w:r>
-        <w:t xml:space="preserve">- </w:t>
-      </w:r>
-      <w:r>
-        <w:t>улетают осенью на юг.</w:t>
-      </w:r>
-    </w:p>
-    <w:p>
-      <w:r>
-        <w:t>Все птицы – ежи.</w:t>
-      </w:r>
-    </w:p>
-    <w:p>
-      <w:r>
-        <w:t>ежи – ежи (</w:t>
-      </w:r>
-      <w:r>
-        <w:rPr>
-          <w:lang w:val="en-US"/>
-        </w:rPr>
-        <w:t>M</w:t>
-      </w:r>
-      <w:r>
-        <w:t>)</w:t>
-      </w:r>
-    </w:p>
-    <w:p>
-      <w:r>
-        <w:t xml:space="preserve">птицы – </w:t>
-      </w:r>
-      <w:r>
-        <w:rPr>
-          <w:lang w:val="en-US"/>
-        </w:rPr>
-        <w:t>P</w:t>
-      </w:r>
-      <w:r>
-        <w:t>,</w:t>
-      </w:r>
-    </w:p>
-    <w:p>
-      <w:r>
-        <w:rPr>
-          <w:lang w:val="en-US"/>
-        </w:rPr>
-        <w:t>S</w:t>
-      </w:r>
-      <w:r>
-        <w:t xml:space="preserve"> </w:t>
-      </w:r>
-      <w:r>
-        <w:t>–</w:t>
-      </w:r>
-      <w:r>
-        <w:t>(</w:t>
-      </w:r>
+        <w:t>Все, кто умеет обращаться с веревкой – молодцы.</w:t>
+      </w:r>
+    </w:p>
+    <w:p/>
+    <w:p>
+      <w:r>
+        <w:t>Все, кто умеет обращаться с веревкой, заслуживает внимания девушек.</w:t>
+      </w:r>
+    </w:p>
+    <w:p/>
+    <w:p>
       <w:proofErr w:type="spellStart"/>
       <w:r>
-        <w:rPr>
-          <w:lang w:val="en-US"/>
-        </w:rPr>
-        <w:t>i</w:t>
+        <w:t>Гоклен</w:t>
+      </w:r>
+      <w:r>
+        <w:t>ие</w:t>
+      </w:r>
+      <w:r>
+        <w:t>вский</w:t>
       </w:r>
       <w:proofErr w:type="spellEnd"/>
       <w:r>
-        <w:t>)</w:t>
-      </w:r>
-      <w:r>
-        <w:t xml:space="preserve"> </w:t>
-      </w:r>
-      <w:r>
-        <w:rPr>
-          <w:lang w:val="en-US"/>
-        </w:rPr>
-        <w:t>P</w:t>
-      </w:r>
-    </w:p>
-    <w:p>
-      <w:r>
-        <w:t>Некоторые птицы улетают осенью на юг.</w:t>
-      </w:r>
-    </w:p>
-    <w:p>
-      <w:r>
-        <w:t>сложные категорические силлогизмы.</w:t>
-      </w:r>
-      <w:r>
-        <w:t xml:space="preserve"> (полисиллогизмы)</w:t>
-      </w:r>
-    </w:p>
-    <w:p/>
-    <w:p>
-      <w:r>
-        <w:t>Все, кто может закрепить груз – молодцы.</w:t>
-      </w:r>
-    </w:p>
-    <w:p>
-      <w:r>
-        <w:t>Все, кто умеет обращаться с веревкой, может закрепить груз.</w:t>
-      </w:r>
-    </w:p>
-    <w:p/>
-    <w:p>
-      <w:r>
-        <w:t>Все, кто умеет обращаться с верёвкой – молодцы.</w:t>
-      </w:r>
-    </w:p>
-    <w:p>
-      <w:r>
-        <w:t>Все, кто вяжет хитрые узлы, умеет обращаться с веревкой.</w:t>
-      </w:r>
-    </w:p>
-    <w:p/>
-    <w:p>
-      <w:r>
-        <w:t>Все, кто вяжет хитрые узлы – молодцы.</w:t>
-      </w:r>
-    </w:p>
-    <w:p>
-      <w:r>
-        <w:t>Все моряки вяжут хитрые узлы.</w:t>
-      </w:r>
-    </w:p>
-    <w:p/>
-    <w:p>
-      <w:r>
-        <w:t>Все моряки – молодцы.</w:t>
-      </w:r>
-    </w:p>
-    <w:p/>
-    <w:p>
-      <w:r>
-        <w:t>если хотя бы одна из посылок частная – то вывод отрицательный…</w:t>
-      </w:r>
-    </w:p>
-    <w:p/>
-    <w:p>
-      <w:r>
-        <w:rPr>
-          <w:lang w:val="en-US"/>
-        </w:rPr>
-        <w:t>SOLIT</w:t>
-      </w:r>
-      <w:r>
-        <w:t xml:space="preserve"> </w:t>
-      </w:r>
-      <w:r>
-        <w:t>аристотелевский</w:t>
-      </w:r>
-    </w:p>
-    <w:p/>
-    <w:p>
-      <w:r>
-        <w:t>Все молодц</w:t>
-      </w:r>
-      <w:r>
-        <w:t>ы</w:t>
-      </w:r>
-      <w:r>
-        <w:t xml:space="preserve"> заслуживают внимания девушек.</w:t>
-      </w:r>
-    </w:p>
-    <w:p>
-      <w:r>
-        <w:t>Все, кто умеет обращаться с веревкой – молодцы.</w:t>
-      </w:r>
-    </w:p>
-    <w:p/>
-    <w:p>
-      <w:r>
-        <w:t>Все, кто умеет обращаться с веревкой, заслуживает внимания девушек.</w:t>
-      </w:r>
-    </w:p>
-    <w:p/>
-    <w:p>
-      <w:proofErr w:type="spellStart"/>
-      <w:r>
-        <w:t>Гокленовский</w:t>
-      </w:r>
-      <w:proofErr w:type="spellEnd"/>
+        <w:t xml:space="preserve"> сорит</w:t>
+      </w:r>
       <w:r>
         <w:t>.</w:t>
       </w:r>
     </w:p>
     <w:p>
       <w:r>
-        <w:lastRenderedPageBreak/>
         <w:t>это были 2 основных силлогизма.</w:t>
       </w:r>
     </w:p>
@@ -775,17 +776,24 @@
       </w:pPr>
     </w:p>
     <w:p>
-      <w:pPr>
-        <w:rPr>
-          <w:lang w:val="en-US"/>
-        </w:rPr>
-      </w:pPr>
-    </w:p>
-    <w:p>
       <w:r>
         <w:t>если средний термин не распределен ни в одной из посылок…</w:t>
       </w:r>
     </w:p>
+    <w:p/>
+    <w:p>
+      <w:r>
+        <w:t>Сходящийся нелинейный сложный категорический силлогизм</w:t>
+      </w:r>
+    </w:p>
+    <w:p>
+      <w:proofErr w:type="spellStart"/>
+      <w:r>
+        <w:t>эпихейрема</w:t>
+      </w:r>
+      <w:proofErr w:type="spellEnd"/>
+    </w:p>
+    <w:p/>
     <w:sectPr>
       <w:pgSz w:w="11906" w:h="16838"/>
       <w:pgMar w:top="1134" w:right="850" w:bottom="1134" w:left="1701" w:header="708" w:footer="708" w:gutter="0"/>
